--- a/fuentes/212500_CF01_DU.docx
+++ b/fuentes/212500_CF01_DU.docx
@@ -584,7 +584,7 @@
           <w:r>
             <w:fldChar w:fldCharType="separate"/>
           </w:r>
-          <w:hyperlink w:anchor="_Toc214477878" w:history="1">
+          <w:hyperlink w:anchor="_Toc217225871" w:history="1">
             <w:r>
               <w:rPr>
                 <w:rStyle w:val="Hipervnculo"/>
@@ -611,7 +611,7 @@
                 <w:noProof/>
                 <w:webHidden/>
               </w:rPr>
-              <w:instrText xml:space="preserve"> PAGEREF _Toc214477878 \h </w:instrText>
+              <w:instrText xml:space="preserve"> PAGEREF _Toc217225871 \h </w:instrText>
             </w:r>
             <w:r>
               <w:rPr>
@@ -657,7 +657,7 @@
               <w:lang w:eastAsia="es-CO"/>
             </w:rPr>
           </w:pPr>
-          <w:hyperlink w:anchor="_Toc214477879" w:history="1">
+          <w:hyperlink w:anchor="_Toc217225872" w:history="1">
             <w:r>
               <w:rPr>
                 <w:rStyle w:val="Hipervnculo"/>
@@ -701,7 +701,7 @@
                 <w:noProof/>
                 <w:webHidden/>
               </w:rPr>
-              <w:instrText xml:space="preserve"> PAGEREF _Toc214477879 \h </w:instrText>
+              <w:instrText xml:space="preserve"> PAGEREF _Toc217225872 \h </w:instrText>
             </w:r>
             <w:r>
               <w:rPr>
@@ -747,7 +747,7 @@
               <w:lang w:eastAsia="es-CO"/>
             </w:rPr>
           </w:pPr>
-          <w:hyperlink w:anchor="_Toc214477880" w:history="1">
+          <w:hyperlink w:anchor="_Toc217225873" w:history="1">
             <w:r>
               <w:rPr>
                 <w:rStyle w:val="Hipervnculo"/>
@@ -797,7 +797,7 @@
                 <w:noProof/>
                 <w:webHidden/>
               </w:rPr>
-              <w:instrText xml:space="preserve"> PAGEREF _Toc214477880 \h </w:instrText>
+              <w:instrText xml:space="preserve"> PAGEREF _Toc217225873 \h </w:instrText>
             </w:r>
             <w:r>
               <w:rPr>
@@ -843,7 +843,7 @@
               <w:lang w:eastAsia="es-CO"/>
             </w:rPr>
           </w:pPr>
-          <w:hyperlink w:anchor="_Toc214477881" w:history="1">
+          <w:hyperlink w:anchor="_Toc217225874" w:history="1">
             <w:r>
               <w:rPr>
                 <w:rStyle w:val="Hipervnculo"/>
@@ -893,7 +893,7 @@
                 <w:noProof/>
                 <w:webHidden/>
               </w:rPr>
-              <w:instrText xml:space="preserve"> PAGEREF _Toc214477881 \h </w:instrText>
+              <w:instrText xml:space="preserve"> PAGEREF _Toc217225874 \h </w:instrText>
             </w:r>
             <w:r>
               <w:rPr>
@@ -939,7 +939,7 @@
               <w:lang w:eastAsia="es-CO"/>
             </w:rPr>
           </w:pPr>
-          <w:hyperlink w:anchor="_Toc214477882" w:history="1">
+          <w:hyperlink w:anchor="_Toc217225875" w:history="1">
             <w:r>
               <w:rPr>
                 <w:rStyle w:val="Hipervnculo"/>
@@ -989,7 +989,7 @@
                 <w:noProof/>
                 <w:webHidden/>
               </w:rPr>
-              <w:instrText xml:space="preserve"> PAGEREF _Toc214477882 \h </w:instrText>
+              <w:instrText xml:space="preserve"> PAGEREF _Toc217225875 \h </w:instrText>
             </w:r>
             <w:r>
               <w:rPr>
@@ -1036,7 +1036,7 @@
               <w:lang w:eastAsia="es-CO"/>
             </w:rPr>
           </w:pPr>
-          <w:hyperlink w:anchor="_Toc214477883" w:history="1">
+          <w:hyperlink w:anchor="_Toc217225876" w:history="1">
             <w:r>
               <w:rPr>
                 <w:rStyle w:val="Hipervnculo"/>
@@ -1080,7 +1080,7 @@
                 <w:noProof/>
                 <w:webHidden/>
               </w:rPr>
-              <w:instrText xml:space="preserve"> PAGEREF _Toc214477883 \h </w:instrText>
+              <w:instrText xml:space="preserve"> PAGEREF _Toc217225876 \h </w:instrText>
             </w:r>
             <w:r>
               <w:rPr>
@@ -1126,7 +1126,7 @@
               <w:lang w:eastAsia="es-CO"/>
             </w:rPr>
           </w:pPr>
-          <w:hyperlink w:anchor="_Toc214477884" w:history="1">
+          <w:hyperlink w:anchor="_Toc217225877" w:history="1">
             <w:r>
               <w:rPr>
                 <w:rStyle w:val="Hipervnculo"/>
@@ -1176,7 +1176,7 @@
                 <w:noProof/>
                 <w:webHidden/>
               </w:rPr>
-              <w:instrText xml:space="preserve"> PAGEREF _Toc214477884 \h </w:instrText>
+              <w:instrText xml:space="preserve"> PAGEREF _Toc217225877 \h </w:instrText>
             </w:r>
             <w:r>
               <w:rPr>
@@ -1222,7 +1222,7 @@
               <w:lang w:eastAsia="es-CO"/>
             </w:rPr>
           </w:pPr>
-          <w:hyperlink w:anchor="_Toc214477885" w:history="1">
+          <w:hyperlink w:anchor="_Toc217225878" w:history="1">
             <w:r>
               <w:rPr>
                 <w:rStyle w:val="Hipervnculo"/>
@@ -1272,7 +1272,7 @@
                 <w:noProof/>
                 <w:webHidden/>
               </w:rPr>
-              <w:instrText xml:space="preserve"> PAGEREF _Toc214477885 \h </w:instrText>
+              <w:instrText xml:space="preserve"> PAGEREF _Toc217225878 \h </w:instrText>
             </w:r>
             <w:r>
               <w:rPr>
@@ -1318,7 +1318,7 @@
               <w:lang w:eastAsia="es-CO"/>
             </w:rPr>
           </w:pPr>
-          <w:hyperlink w:anchor="_Toc214477886" w:history="1">
+          <w:hyperlink w:anchor="_Toc217225879" w:history="1">
             <w:r>
               <w:rPr>
                 <w:rStyle w:val="Hipervnculo"/>
@@ -1368,7 +1368,7 @@
                 <w:noProof/>
                 <w:webHidden/>
               </w:rPr>
-              <w:instrText xml:space="preserve"> PAGEREF _Toc214477886 \h </w:instrText>
+              <w:instrText xml:space="preserve"> PAGEREF _Toc217225879 \h </w:instrText>
             </w:r>
             <w:r>
               <w:rPr>
@@ -1414,7 +1414,7 @@
               <w:lang w:eastAsia="es-CO"/>
             </w:rPr>
           </w:pPr>
-          <w:hyperlink w:anchor="_Toc214477887" w:history="1">
+          <w:hyperlink w:anchor="_Toc217225880" w:history="1">
             <w:r>
               <w:rPr>
                 <w:rStyle w:val="Hipervnculo"/>
@@ -1464,7 +1464,7 @@
                 <w:noProof/>
                 <w:webHidden/>
               </w:rPr>
-              <w:instrText xml:space="preserve"> PAGEREF _Toc214477887 \h </w:instrText>
+              <w:instrText xml:space="preserve"> PAGEREF _Toc217225880 \h </w:instrText>
             </w:r>
             <w:r>
               <w:rPr>
@@ -1511,7 +1511,7 @@
               <w:lang w:eastAsia="es-CO"/>
             </w:rPr>
           </w:pPr>
-          <w:hyperlink w:anchor="_Toc214477888" w:history="1">
+          <w:hyperlink w:anchor="_Toc217225881" w:history="1">
             <w:r>
               <w:rPr>
                 <w:rStyle w:val="Hipervnculo"/>
@@ -1555,7 +1555,7 @@
                 <w:noProof/>
                 <w:webHidden/>
               </w:rPr>
-              <w:instrText xml:space="preserve"> PAGEREF _Toc214477888 \h </w:instrText>
+              <w:instrText xml:space="preserve"> PAGEREF _Toc217225881 \h </w:instrText>
             </w:r>
             <w:r>
               <w:rPr>
@@ -1600,7 +1600,7 @@
               <w:lang w:eastAsia="es-CO"/>
             </w:rPr>
           </w:pPr>
-          <w:hyperlink w:anchor="_Toc214477889" w:history="1">
+          <w:hyperlink w:anchor="_Toc217225882" w:history="1">
             <w:r>
               <w:rPr>
                 <w:rStyle w:val="Hipervnculo"/>
@@ -1627,7 +1627,7 @@
                 <w:noProof/>
                 <w:webHidden/>
               </w:rPr>
-              <w:instrText xml:space="preserve"> PAGEREF _Toc214477889 \h </w:instrText>
+              <w:instrText xml:space="preserve"> PAGEREF _Toc217225882 \h </w:instrText>
             </w:r>
             <w:r>
               <w:rPr>
@@ -1672,7 +1672,7 @@
               <w:lang w:eastAsia="es-CO"/>
             </w:rPr>
           </w:pPr>
-          <w:hyperlink w:anchor="_Toc214477890" w:history="1">
+          <w:hyperlink w:anchor="_Toc217225883" w:history="1">
             <w:r>
               <w:rPr>
                 <w:rStyle w:val="Hipervnculo"/>
@@ -1699,7 +1699,7 @@
                 <w:noProof/>
                 <w:webHidden/>
               </w:rPr>
-              <w:instrText xml:space="preserve"> PAGEREF _Toc214477890 \h </w:instrText>
+              <w:instrText xml:space="preserve"> PAGEREF _Toc217225883 \h </w:instrText>
             </w:r>
             <w:r>
               <w:rPr>
@@ -1744,7 +1744,7 @@
               <w:lang w:eastAsia="es-CO"/>
             </w:rPr>
           </w:pPr>
-          <w:hyperlink w:anchor="_Toc214477891" w:history="1">
+          <w:hyperlink w:anchor="_Toc217225884" w:history="1">
             <w:r>
               <w:rPr>
                 <w:rStyle w:val="Hipervnculo"/>
@@ -1771,7 +1771,7 @@
                 <w:noProof/>
                 <w:webHidden/>
               </w:rPr>
-              <w:instrText xml:space="preserve"> PAGEREF _Toc214477891 \h </w:instrText>
+              <w:instrText xml:space="preserve"> PAGEREF _Toc217225884 \h </w:instrText>
             </w:r>
             <w:r>
               <w:rPr>
@@ -1816,7 +1816,7 @@
               <w:lang w:eastAsia="es-CO"/>
             </w:rPr>
           </w:pPr>
-          <w:hyperlink w:anchor="_Toc214477892" w:history="1">
+          <w:hyperlink w:anchor="_Toc217225885" w:history="1">
             <w:r>
               <w:rPr>
                 <w:rStyle w:val="Hipervnculo"/>
@@ -1843,7 +1843,7 @@
                 <w:noProof/>
                 <w:webHidden/>
               </w:rPr>
-              <w:instrText xml:space="preserve"> PAGEREF _Toc214477892 \h </w:instrText>
+              <w:instrText xml:space="preserve"> PAGEREF _Toc217225885 \h </w:instrText>
             </w:r>
             <w:r>
               <w:rPr>
@@ -1888,7 +1888,7 @@
               <w:lang w:eastAsia="es-CO"/>
             </w:rPr>
           </w:pPr>
-          <w:hyperlink w:anchor="_Toc214477893" w:history="1">
+          <w:hyperlink w:anchor="_Toc217225886" w:history="1">
             <w:r>
               <w:rPr>
                 <w:rStyle w:val="Hipervnculo"/>
@@ -1915,7 +1915,7 @@
                 <w:noProof/>
                 <w:webHidden/>
               </w:rPr>
-              <w:instrText xml:space="preserve"> PAGEREF _Toc214477893 \h </w:instrText>
+              <w:instrText xml:space="preserve"> PAGEREF _Toc217225886 \h </w:instrText>
             </w:r>
             <w:r>
               <w:rPr>
@@ -1957,7 +1957,7 @@
       <w:pPr>
         <w:pStyle w:val="Titulosgenerales"/>
       </w:pPr>
-      <w:bookmarkStart w:id="0" w:name="_Toc214477878"/>
+      <w:bookmarkStart w:id="0" w:name="_Toc217225871"/>
       <w:r>
         <w:lastRenderedPageBreak/>
         <w:t>Introducción</w:t>
@@ -1988,7 +1988,7 @@
           <w:lang w:val="es-CO"/>
         </w:rPr>
       </w:pPr>
-      <w:bookmarkStart w:id="1" w:name="_Toc214477879"/>
+      <w:bookmarkStart w:id="1" w:name="_Toc217225872"/>
       <w:r>
         <w:rPr>
           <w:lang w:val="es-CO"/>
@@ -2015,7 +2015,7 @@
       <w:pPr>
         <w:pStyle w:val="Ttulo2"/>
       </w:pPr>
-      <w:bookmarkStart w:id="2" w:name="_Toc214477880"/>
+      <w:bookmarkStart w:id="2" w:name="_Toc217225873"/>
       <w:r>
         <w:t>Persona y sociedad</w:t>
       </w:r>
@@ -2255,7 +2255,7 @@
       <w:pPr>
         <w:pStyle w:val="Ttulo2"/>
       </w:pPr>
-      <w:bookmarkStart w:id="3" w:name="_Toc214477881"/>
+      <w:bookmarkStart w:id="3" w:name="_Toc217225874"/>
       <w:r>
         <w:t>Enfoque diferencial</w:t>
       </w:r>
@@ -2347,7 +2347,7 @@
       <w:pPr>
         <w:pStyle w:val="Ttulo2"/>
       </w:pPr>
-      <w:bookmarkStart w:id="4" w:name="_Toc214477882"/>
+      <w:bookmarkStart w:id="4" w:name="_Toc217225875"/>
       <w:r>
         <w:t>Derechos fundamentales del campesino</w:t>
       </w:r>
@@ -2575,19 +2575,7 @@
         <w:rPr>
           <w:lang w:eastAsia="es-CO"/>
         </w:rPr>
-        <w:t xml:space="preserve">A </w:t>
-      </w:r>
-      <w:r>
-        <w:rPr>
-          <w:lang w:eastAsia="es-CO"/>
-        </w:rPr>
-        <w:t>continuación,</w:t>
-      </w:r>
-      <w:r>
-        <w:rPr>
-          <w:lang w:eastAsia="es-CO"/>
-        </w:rPr>
-        <w:t xml:space="preserve"> se presentan los principales derechos del campesinado reconocidos en la legislación colombiana, los cuales garantizan su participación activa en la vida económica, social, política y cultural del país, fortaleciendo su vínculo con la tierra, la producción y la organización comunitaria.</w:t>
+        <w:t>A continuación, se presentan los principales derechos del campesinado reconocidos en la legislación colombiana, los cuales garantizan su participación activa en la vida económica, social, política y cultural del país, fortaleciendo su vínculo con la tierra, la producción y la organización comunitaria.</w:t>
       </w:r>
     </w:p>
     <w:p>
@@ -4260,19 +4248,7 @@
         <w:rPr>
           <w:lang w:eastAsia="es-CO"/>
         </w:rPr>
-        <w:t xml:space="preserve">A lo largo de la historia legislativa colombiana, han sido aprobadas múltiples leyes destinadas a mejorar las condiciones de vida, trabajo, participación y reconocimiento del campesinado. A </w:t>
-      </w:r>
-      <w:r>
-        <w:rPr>
-          <w:lang w:eastAsia="es-CO"/>
-        </w:rPr>
-        <w:t>continuación,</w:t>
-      </w:r>
-      <w:r>
-        <w:rPr>
-          <w:lang w:eastAsia="es-CO"/>
-        </w:rPr>
-        <w:t xml:space="preserve"> se presenta una línea de tiempo con las normas más relevantes, agrupadas cronológicamente, que evidencian la evolución de las políticas públicas rurales en el país.</w:t>
+        <w:t>A lo largo de la historia legislativa colombiana, han sido aprobadas múltiples leyes destinadas a mejorar las condiciones de vida, trabajo, participación y reconocimiento del campesinado. A continuación, se presenta una línea de tiempo con las normas más relevantes, agrupadas cronológicamente, que evidencian la evolución de las políticas públicas rurales en el país.</w:t>
       </w:r>
     </w:p>
     <w:p>
@@ -5633,7 +5609,7 @@
       <w:pPr>
         <w:pStyle w:val="Ttulo1"/>
       </w:pPr>
-      <w:bookmarkStart w:id="5" w:name="_Toc214477883"/>
+      <w:bookmarkStart w:id="5" w:name="_Toc217225876"/>
       <w:r>
         <w:lastRenderedPageBreak/>
         <w:t>Características sociales, económicas, culturales, políticas, productivas y ambientales del territorio</w:t>
@@ -5657,7 +5633,7 @@
       <w:pPr>
         <w:pStyle w:val="Ttulo2"/>
       </w:pPr>
-      <w:bookmarkStart w:id="6" w:name="_Toc214477884"/>
+      <w:bookmarkStart w:id="6" w:name="_Toc217225877"/>
       <w:r>
         <w:t>Territorio</w:t>
       </w:r>
@@ -5839,7 +5815,7 @@
       <w:pPr>
         <w:pStyle w:val="Ttulo2"/>
       </w:pPr>
-      <w:bookmarkStart w:id="7" w:name="_Toc214477885"/>
+      <w:bookmarkStart w:id="7" w:name="_Toc217225878"/>
       <w:r>
         <w:t>Técnicas y herramientas del autodiagnóstico</w:t>
       </w:r>
@@ -6242,7 +6218,7 @@
       <w:pPr>
         <w:pStyle w:val="Ttulo2"/>
       </w:pPr>
-      <w:bookmarkStart w:id="8" w:name="_Toc214477886"/>
+      <w:bookmarkStart w:id="8" w:name="_Toc217225879"/>
       <w:r>
         <w:t>Aspectos claves y conceptos básicos de la situación a diagnosticar</w:t>
       </w:r>
@@ -6258,19 +6234,7 @@
         <w:rPr>
           <w:lang w:eastAsia="es-CO"/>
         </w:rPr>
-        <w:t xml:space="preserve">Todo proceso de autodiagnóstico requiere identificar y comprender una serie de aspectos fundamentales que permiten analizar de forma estructurada la situación actual de una persona, grupo o comunidad. Estos aspectos no solo ayudan a identificar problemas concretos, sino también a contextualizarlos dentro de marcos económicos, políticos, sociales, ambientales y productivos. A </w:t>
-      </w:r>
-      <w:r>
-        <w:rPr>
-          <w:lang w:eastAsia="es-CO"/>
-        </w:rPr>
-        <w:t>continuación,</w:t>
-      </w:r>
-      <w:r>
-        <w:rPr>
-          <w:lang w:eastAsia="es-CO"/>
-        </w:rPr>
-        <w:t xml:space="preserve"> se presentan los principales elementos que deben considerarse al momento de realizar un diagnóstico participativo:</w:t>
+        <w:t>Todo proceso de autodiagnóstico requiere identificar y comprender una serie de aspectos fundamentales que permiten analizar de forma estructurada la situación actual de una persona, grupo o comunidad. Estos aspectos no solo ayudan a identificar problemas concretos, sino también a contextualizarlos dentro de marcos económicos, políticos, sociales, ambientales y productivos. A continuación, se presentan los principales elementos que deben considerarse al momento de realizar un diagnóstico participativo:</w:t>
       </w:r>
     </w:p>
     <w:p>
@@ -6483,7 +6447,7 @@
       <w:pPr>
         <w:pStyle w:val="Ttulo2"/>
       </w:pPr>
-      <w:bookmarkStart w:id="9" w:name="_Toc214477887"/>
+      <w:bookmarkStart w:id="9" w:name="_Toc217225880"/>
       <w:r>
         <w:t>Contenidos de los contextos</w:t>
       </w:r>
@@ -7414,7 +7378,7 @@
       <w:pPr>
         <w:pStyle w:val="Ttulo1"/>
       </w:pPr>
-      <w:bookmarkStart w:id="10" w:name="_Toc214477888"/>
+      <w:bookmarkStart w:id="10" w:name="_Toc217225881"/>
       <w:r>
         <w:lastRenderedPageBreak/>
         <w:t>Reconocimiento de entidades gubernamentales y no gubernamentales para la defensa de los derechos campesinos</w:t>
@@ -8379,7 +8343,7 @@
           <w:lang w:val="es-CO"/>
         </w:rPr>
       </w:pPr>
-      <w:bookmarkStart w:id="11" w:name="_Toc214477889"/>
+      <w:bookmarkStart w:id="11" w:name="_Toc217225882"/>
       <w:r>
         <w:rPr>
           <w:lang w:val="es-CO"/>
@@ -8412,22 +8376,20 @@
     </w:p>
     <w:p>
       <w:pPr>
-        <w:ind w:firstLine="0"/>
-        <w:jc w:val="center"/>
-        <w:rPr>
-          <w:lang w:eastAsia="es-CO"/>
-        </w:rPr>
-      </w:pPr>
-      <w:r>
         <w:rPr>
           <w:noProof/>
           <w:lang w:eastAsia="es-CO"/>
         </w:rPr>
+      </w:pPr>
+      <w:r>
+        <w:rPr>
+          <w:noProof/>
+        </w:rPr>
         <w:drawing>
-          <wp:inline distT="0" distB="0" distL="0" distR="0" wp14:anchorId="5AB66204" wp14:editId="730D78C1">
-            <wp:extent cx="6583680" cy="5429480"/>
-            <wp:effectExtent l="0" t="0" r="7620" b="0"/>
-            <wp:docPr id="1811372910" name="Imagen 10" descr="Síntesis  sobre el fomento de los derechos del campesino que abarca el reconocimiento del campesinado, las características del territorio, aspectos claves como contextos social, político, económico y ambiental, así como las entidades gubernamentales y no gubernamentales que defienden sus derechos."/>
+          <wp:inline distT="0" distB="0" distL="0" distR="0" wp14:anchorId="6B758CF9" wp14:editId="5BFB4AE8">
+            <wp:extent cx="6332220" cy="5183505"/>
+            <wp:effectExtent l="0" t="0" r="0" b="0"/>
+            <wp:docPr id="595091303" name="Imagen 1" descr="Síntesis  sobre el fomento de los derechos del campesino que abarca el reconocimiento del campesinado, las características del territorio, aspectos claves como contextos social, político, económico y ambiental, así como las entidades gubernamentales y no gubernamentales que defienden sus derechos."/>
             <wp:cNvGraphicFramePr>
               <a:graphicFrameLocks xmlns:a="http://schemas.openxmlformats.org/drawingml/2006/main" noChangeAspect="1"/>
             </wp:cNvGraphicFramePr>
@@ -8435,33 +8397,23 @@
               <a:graphicData uri="http://schemas.openxmlformats.org/drawingml/2006/picture">
                 <pic:pic xmlns:pic="http://schemas.openxmlformats.org/drawingml/2006/picture">
                   <pic:nvPicPr>
-                    <pic:cNvPr id="1811372910" name="Imagen 10" descr="Síntesis  sobre el fomento de los derechos del campesino que abarca el reconocimiento del campesinado, las características del territorio, aspectos claves como contextos social, político, económico y ambiental, así como las entidades gubernamentales y no gubernamentales que defienden sus derechos."/>
-                    <pic:cNvPicPr>
-                      <a:picLocks noChangeAspect="1" noChangeArrowheads="1"/>
-                    </pic:cNvPicPr>
+                    <pic:cNvPr id="595091303" name="Imagen 1" descr="Síntesis  sobre el fomento de los derechos del campesino que abarca el reconocimiento del campesinado, las características del territorio, aspectos claves como contextos social, político, económico y ambiental, así como las entidades gubernamentales y no gubernamentales que defienden sus derechos."/>
+                    <pic:cNvPicPr/>
                   </pic:nvPicPr>
                   <pic:blipFill>
-                    <a:blip r:embed="rId17">
-                      <a:extLst>
-                        <a:ext uri="{28A0092B-C50C-407E-A947-70E740481C1C}">
-                          <a14:useLocalDpi xmlns:a14="http://schemas.microsoft.com/office/drawing/2010/main" val="0"/>
-                        </a:ext>
-                      </a:extLst>
-                    </a:blip>
-                    <a:srcRect/>
+                    <a:blip r:embed="rId17"/>
                     <a:stretch>
                       <a:fillRect/>
                     </a:stretch>
                   </pic:blipFill>
-                  <pic:spPr bwMode="auto">
+                  <pic:spPr>
                     <a:xfrm>
                       <a:off x="0" y="0"/>
-                      <a:ext cx="6583680" cy="5429480"/>
+                      <a:ext cx="6332220" cy="5183505"/>
                     </a:xfrm>
                     <a:prstGeom prst="rect">
                       <a:avLst/>
                     </a:prstGeom>
-                    <a:noFill/>
                   </pic:spPr>
                 </pic:pic>
               </a:graphicData>
@@ -8473,6 +8425,7 @@
     <w:p>
       <w:pPr>
         <w:ind w:firstLine="0"/>
+        <w:jc w:val="center"/>
         <w:rPr>
           <w:lang w:eastAsia="es-CO"/>
         </w:rPr>
@@ -8481,7 +8434,6 @@
     <w:p>
       <w:pPr>
         <w:ind w:firstLine="0"/>
-        <w:jc w:val="center"/>
         <w:rPr>
           <w:lang w:eastAsia="es-CO"/>
         </w:rPr>
@@ -8489,12 +8441,21 @@
     </w:p>
     <w:p>
       <w:pPr>
+        <w:ind w:firstLine="0"/>
+        <w:jc w:val="center"/>
+        <w:rPr>
+          <w:lang w:eastAsia="es-CO"/>
+        </w:rPr>
+      </w:pPr>
+    </w:p>
+    <w:p>
+      <w:pPr>
         <w:pStyle w:val="Titulosgenerales"/>
         <w:rPr>
           <w:lang w:val="es-CO"/>
         </w:rPr>
       </w:pPr>
-      <w:bookmarkStart w:id="12" w:name="_Toc214477890"/>
+      <w:bookmarkStart w:id="12" w:name="_Toc217225883"/>
       <w:r>
         <w:rPr>
           <w:lang w:val="es-CO"/>
@@ -8904,7 +8865,7 @@
                 <w:rPr>
                   <w:rStyle w:val="Hipervnculo"/>
                 </w:rPr>
-                <w:t>https://www.youtube.com/watch?v=Cx7JeL8VLtI</w:t>
+                <w:t>https://www.youtube.com/watch?v=1s_h5In4HIU&amp;t=504s</w:t>
               </w:r>
             </w:hyperlink>
           </w:p>
@@ -9194,7 +9155,7 @@
           <w:lang w:val="es-CO"/>
         </w:rPr>
       </w:pPr>
-      <w:bookmarkStart w:id="13" w:name="_Toc214477891"/>
+      <w:bookmarkStart w:id="13" w:name="_Toc217225884"/>
       <w:r>
         <w:rPr>
           <w:lang w:val="es-CO"/>
@@ -9213,13 +9174,7 @@
         <w:t>Campesino: </w:t>
       </w:r>
       <w:r>
-        <w:t xml:space="preserve">gente de la tierra, somos agricultores, </w:t>
-      </w:r>
-      <w:r>
-        <w:t>relacionándolo,</w:t>
-      </w:r>
-      <w:r>
-        <w:t xml:space="preserve"> así como la gente que trabaja con la tierra, siempre existiendo una relación directa con la tierra que produce alimentos.</w:t>
+        <w:t>gente de la tierra, somos agricultores, relacionándolo, así como la gente que trabaja con la tierra, siempre existiendo una relación directa con la tierra que produce alimentos.</w:t>
       </w:r>
     </w:p>
     <w:p>
@@ -9332,7 +9287,7 @@
           <w:lang w:val="es-CO"/>
         </w:rPr>
       </w:pPr>
-      <w:bookmarkStart w:id="14" w:name="_Toc214477892"/>
+      <w:bookmarkStart w:id="14" w:name="_Toc217225885"/>
       <w:r>
         <w:rPr>
           <w:lang w:val="es-CO"/>
@@ -9501,7 +9456,7 @@
           <w:lang w:val="es-CO"/>
         </w:rPr>
       </w:pPr>
-      <w:bookmarkStart w:id="15" w:name="_Toc214477893"/>
+      <w:bookmarkStart w:id="15" w:name="_Toc217225886"/>
       <w:r>
         <w:rPr>
           <w:lang w:val="es-CO"/>
@@ -46061,6 +46016,7 @@
   <w:style w:type="character" w:default="1" w:styleId="Fuentedeprrafopredeter">
     <w:name w:val="Default Paragraph Font"/>
     <w:uiPriority w:val="1"/>
+    <w:semiHidden/>
     <w:unhideWhenUsed/>
   </w:style>
   <w:style w:type="table" w:default="1" w:styleId="Tablanormal">
@@ -47244,14 +47200,12 @@
 </file>
 
 <file path=customXml/item2.xml><?xml version="1.0" encoding="utf-8"?>
-<p:properties xmlns:p="http://schemas.microsoft.com/office/2006/metadata/properties" xmlns:xsi="http://www.w3.org/2001/XMLSchema-instance" xmlns:pc="http://schemas.microsoft.com/office/infopath/2007/PartnerControls">
-  <documentManagement>
-    <TaxCatchAll xmlns="b250f519-6473-4480-8c44-6ee3a3a530c3" xsi:nil="true"/>
-    <lcf76f155ced4ddcb4097134ff3c332f xmlns="d174a4fb-80c2-4523-8d89-375030acacbf">
-      <Terms xmlns="http://schemas.microsoft.com/office/infopath/2007/PartnerControls"/>
-    </lcf76f155ced4ddcb4097134ff3c332f>
-  </documentManagement>
-</p:properties>
+<?mso-contentType ?>
+<FormTemplates xmlns="http://schemas.microsoft.com/sharepoint/v3/contenttype/forms">
+  <Display>DocumentLibraryForm</Display>
+  <Edit>DocumentLibraryForm</Edit>
+  <New>DocumentLibraryForm</New>
+</FormTemplates>
 </file>
 
 <file path=customXml/item3.xml><?xml version="1.0" encoding="utf-8"?>
@@ -47456,12 +47410,14 @@
 </file>
 
 <file path=customXml/item4.xml><?xml version="1.0" encoding="utf-8"?>
-<?mso-contentType ?>
-<FormTemplates xmlns="http://schemas.microsoft.com/sharepoint/v3/contenttype/forms">
-  <Display>DocumentLibraryForm</Display>
-  <Edit>DocumentLibraryForm</Edit>
-  <New>DocumentLibraryForm</New>
-</FormTemplates>
+<p:properties xmlns:p="http://schemas.microsoft.com/office/2006/metadata/properties" xmlns:xsi="http://www.w3.org/2001/XMLSchema-instance" xmlns:pc="http://schemas.microsoft.com/office/infopath/2007/PartnerControls">
+  <documentManagement>
+    <TaxCatchAll xmlns="b250f519-6473-4480-8c44-6ee3a3a530c3" xsi:nil="true"/>
+    <lcf76f155ced4ddcb4097134ff3c332f xmlns="d174a4fb-80c2-4523-8d89-375030acacbf">
+      <Terms xmlns="http://schemas.microsoft.com/office/infopath/2007/PartnerControls"/>
+    </lcf76f155ced4ddcb4097134ff3c332f>
+  </documentManagement>
+</p:properties>
 </file>
 
 <file path=customXml/itemProps1.xml><?xml version="1.0" encoding="utf-8"?>
@@ -47473,6 +47429,18 @@
 </file>
 
 <file path=customXml/itemProps2.xml><?xml version="1.0" encoding="utf-8"?>
+<ds:datastoreItem xmlns:ds="http://schemas.openxmlformats.org/officeDocument/2006/customXml" ds:itemID="{10663269-2064-4804-8290-36D4A57F5557}">
+  <ds:schemaRefs>
+    <ds:schemaRef ds:uri="http://schemas.microsoft.com/sharepoint/v3/contenttype/forms"/>
+  </ds:schemaRefs>
+</ds:datastoreItem>
+</file>
+
+<file path=customXml/itemProps3.xml><?xml version="1.0" encoding="utf-8"?>
+<ds:datastoreItem xmlns:ds="http://schemas.openxmlformats.org/officeDocument/2006/customXml" ds:itemID="{BC034945-C981-4453-8AAA-6223B27F9B3A}"/>
+</file>
+
+<file path=customXml/itemProps4.xml><?xml version="1.0" encoding="utf-8"?>
 <ds:datastoreItem xmlns:ds="http://schemas.openxmlformats.org/officeDocument/2006/customXml" ds:itemID="{1279454D-02BE-4A9C-A117-DCD1573E2608}">
   <ds:schemaRefs>
     <ds:schemaRef ds:uri="http://schemas.microsoft.com/office/2006/metadata/properties"/>
@@ -47481,16 +47449,4 @@
     <ds:schemaRef ds:uri="43a3ca16-9c26-4813-b83f-4aec9927b43f"/>
   </ds:schemaRefs>
 </ds:datastoreItem>
-</file>
-
-<file path=customXml/itemProps3.xml><?xml version="1.0" encoding="utf-8"?>
-<ds:datastoreItem xmlns:ds="http://schemas.openxmlformats.org/officeDocument/2006/customXml" ds:itemID="{D7F6A298-CE4C-4B53-BFE5-80363AFE1550}"/>
-</file>
-
-<file path=customXml/itemProps4.xml><?xml version="1.0" encoding="utf-8"?>
-<ds:datastoreItem xmlns:ds="http://schemas.openxmlformats.org/officeDocument/2006/customXml" ds:itemID="{10663269-2064-4804-8290-36D4A57F5557}">
-  <ds:schemaRefs>
-    <ds:schemaRef ds:uri="http://schemas.microsoft.com/sharepoint/v3/contenttype/forms"/>
-  </ds:schemaRefs>
-</ds:datastoreItem>
 </file>